--- a/resume/Kevin_Monsen_Resume.docx
+++ b/resume/Kevin_Monsen_Resume.docx
@@ -707,79 +707,6 @@
           <w:szCs w:val="20"/>
         </w:rPr>
         <w:t xml:space="preserve"> per year.</w:t>
-      </w:r>
-    </w:p>
-    <w:p>
-      <w:pPr>
-        <w:tabs>
-          <w:tab w:val="right" w:pos="10440"/>
-        </w:tabs>
-        <w:spacing w:after="0" w:before="80"/>
-      </w:pPr>
-      <w:r>
-        <w:rPr>
-          <w:rFonts w:ascii="Calibri" w:cs="Calibri" w:eastAsia="Calibri" w:hAnsi="Calibri"/>
-          <w:b/>
-          <w:bCs/>
-          <w:sz w:val="20"/>
-          <w:szCs w:val="20"/>
-        </w:rPr>
-        <w:t xml:space="preserve">EY Technology Risk Virtual Job Simulation</w:t>
-      </w:r>
-      <w:r>
-        <w:rPr>
-          <w:rFonts w:ascii="Calibri" w:cs="Calibri" w:eastAsia="Calibri" w:hAnsi="Calibri"/>
-          <w:sz w:val="20"/>
-          <w:szCs w:val="20"/>
-        </w:rPr>
-        <w:t xml:space="preserve"> – Ernst &amp; Young</w:t>
-      </w:r>
-      <w:r>
-        <w:t xml:space="preserve">	</w:t>
-      </w:r>
-      <w:r>
-        <w:rPr>
-          <w:rFonts w:ascii="Calibri" w:cs="Calibri" w:eastAsia="Calibri" w:hAnsi="Calibri"/>
-          <w:sz w:val="20"/>
-          <w:szCs w:val="20"/>
-        </w:rPr>
-        <w:t xml:space="preserve">August 2026</w:t>
-      </w:r>
-    </w:p>
-    <w:p>
-      <w:pPr>
-        <w:pStyle w:val="ListParagraph"/>
-        <w:numPr>
-          <w:ilvl w:val="0"/>
-          <w:numId w:val="2"/>
-        </w:numPr>
-        <w:spacing w:after="20" w:before="20"/>
-      </w:pPr>
-      <w:r>
-        <w:rPr>
-          <w:rFonts w:ascii="Calibri" w:cs="Calibri" w:eastAsia="Calibri" w:hAnsi="Calibri"/>
-          <w:sz w:val="20"/>
-          <w:szCs w:val="20"/>
-        </w:rPr>
-        <w:t xml:space="preserve">Completed a virtual job simulation covering common IT risks and processes within EY's Tech Risk team.</w:t>
-      </w:r>
-    </w:p>
-    <w:p>
-      <w:pPr>
-        <w:pStyle w:val="ListParagraph"/>
-        <w:numPr>
-          <w:ilvl w:val="0"/>
-          <w:numId w:val="2"/>
-        </w:numPr>
-        <w:spacing w:after="20" w:before="20"/>
-      </w:pPr>
-      <w:r>
-        <w:rPr>
-          <w:rFonts w:ascii="Calibri" w:cs="Calibri" w:eastAsia="Calibri" w:hAnsi="Calibri"/>
-          <w:sz w:val="20"/>
-          <w:szCs w:val="20"/>
-        </w:rPr>
-        <w:t xml:space="preserve">Engaged in practical tasks to improve relationship-building, teamwork, productivity, and audit assessment skills.</w:t>
       </w:r>
     </w:p>
     <w:p>

--- a/resume/Kevin_Monsen_Resume.docx
+++ b/resume/Kevin_Monsen_Resume.docx
@@ -246,7 +246,7 @@
           <w:sz w:val="20"/>
           <w:szCs w:val="20"/>
         </w:rPr>
-        <w:t xml:space="preserve">C, C++, Java, Go, Bash, JavaScript, PowerShell, Python, TypeScript</w:t>
+        <w:t xml:space="preserve">C, C++, Java, Go, Bash, JavaScript, PowerShell, TypeScript</w:t>
       </w:r>
     </w:p>
     <w:p>
@@ -269,7 +269,7 @@
           <w:sz w:val="20"/>
           <w:szCs w:val="20"/>
         </w:rPr>
-        <w:t xml:space="preserve">Google Workspace, UniFi / Ubiquiti, Blynk IoT, Windows, macOS, Linux, Jira, Raspberry Pi, ESP32, Tailscale, Parsec</w:t>
+        <w:t xml:space="preserve">Google Workspace, UniFi / Ubiquiti, Blynk IoT, Linux, Jira, Raspberry Pi, ESP32, Tailscale, Parsec</w:t>
       </w:r>
     </w:p>
     <w:p>

--- a/resume/Kevin_Monsen_Resume.docx
+++ b/resume/Kevin_Monsen_Resume.docx
@@ -181,7 +181,7 @@
           <w:sz w:val="19"/>
           <w:szCs w:val="19"/>
         </w:rPr>
-        <w:t xml:space="preserve">Object-Oriented Programming, Discrete Mathematics, C/C++ Programming, Digital Logic &amp; Design, Assembly Language Programming, Data Structures &amp; Algorithms, Calculus III, Computer Systems Engineering (TA)</w:t>
+        <w:t xml:space="preserve">Object-Oriented Programming, Discrete Mathematics, C/C++ Programming, Digital Logic &amp; Design, Assembly Language Programming, Data Structures &amp; Algorithms, Calculus III, Introduction to Programing Languages (TA)</w:t>
       </w:r>
     </w:p>
     <w:p>

--- a/resume/Kevin_Monsen_Resume.docx
+++ b/resume/Kevin_Monsen_Resume.docx
@@ -62,7 +62,7 @@
           <w:sz w:val="20"/>
           <w:szCs w:val="20"/>
         </w:rPr>
-        <w:t xml:space="preserve">Cybersecurity-focused computer science student with experience in incident response, digital forensics, IT controls documentation, and change management, seeking an IT and networking internship.</w:t>
+        <w:t xml:space="preserve">Cybersecurity-focused computer science student with experience in incident response, digital forensics, IT controls documentation, and change management, seeking an IT, Cybersecurity, and Networking internships. US Citizen, Eagle Scout</w:t>
       </w:r>
     </w:p>
     <w:p>
@@ -181,7 +181,7 @@
           <w:sz w:val="19"/>
           <w:szCs w:val="19"/>
         </w:rPr>
-        <w:t xml:space="preserve">Object-Oriented Programming, Discrete Mathematics, C/C++ Programming, Digital Logic &amp; Design, Assembly Language Programming, Data Structures &amp; Algorithms, Calculus III, Introduction to Programing Languages (TA)</w:t>
+        <w:t xml:space="preserve">Object-Oriented Programming, Discrete Mathematics, C/C++ Programming, Digital Logic &amp; Design, Assembly Language Programming, Data Structures &amp; Algorithms, Calculus III, Introduction to Programming Languages (TA)</w:t>
       </w:r>
     </w:p>
     <w:p>
@@ -1195,6 +1195,21 @@
   <w:style w:type="paragraph" w:styleId="Normal" w:default="1">
     <w:name w:val="Normal"/>
     <w:qFormat/>
+  </w:style>
+  <w:style w:type="table" w:styleId="TableNormal" w:default="true">
+    <w:name w:val="Normal Table"/>
+    <w:uiPriority w:val="99"/>
+    <w:semiHidden/>
+    <w:unhideWhenUsed/>
+    <w:tblPr>
+      <w:tblInd w:type="dxa" w:w="0"/>
+      <w:tblCellMar>
+        <w:top w:type="dxa" w:w="0"/>
+        <w:left w:type="dxa" w:w="108"/>
+        <w:bottom w:type="dxa" w:w="0"/>
+        <w:right w:type="dxa" w:w="108"/>
+      </w:tblCellMar>
+    </w:tblPr>
   </w:style>
   <w:style w:type="paragraph" w:styleId="Title">
     <w:name w:val="Title"/>
